--- a/docs/_tools/generated/design-prompts/prompt-dbt-silver-models.docx
+++ b/docs/_tools/generated/design-prompts/prompt-dbt-silver-models.docx
@@ -2,6 +2,365 @@
 <file path=word/document.xml><?xml version="1.0" encoding="utf-8"?>
 <w:document xmlns:wpc="http://schemas.microsoft.com/office/word/2010/wordprocessingCanvas" xmlns:mo="http://schemas.microsoft.com/office/mac/office/2008/main" xmlns:mc="http://schemas.openxmlformats.org/markup-compatibility/2006" xmlns:mv="urn:schemas-microsoft-com:mac:vml" xmlns:o="urn:schemas-microsoft-com:office:office" xmlns:r="http://schemas.openxmlformats.org/officeDocument/2006/relationships" xmlns:m="http://schemas.openxmlformats.org/officeDocument/2006/math" xmlns:v="urn:schemas-microsoft-com:vml" xmlns:wp14="http://schemas.microsoft.com/office/word/2010/wordprocessingDrawing" xmlns:wp="http://schemas.openxmlformats.org/drawingml/2006/wordprocessingDrawing" xmlns:w10="urn:schemas-microsoft-com:office:word" xmlns:w="http://schemas.openxmlformats.org/wordprocessingml/2006/main" xmlns:w14="http://schemas.microsoft.com/office/word/2010/wordml" xmlns:wpg="http://schemas.microsoft.com/office/word/2010/wordprocessingGroup" xmlns:wpi="http://schemas.microsoft.com/office/word/2010/wordprocessingInk" xmlns:wne="http://schemas.microsoft.com/office/word/2006/wordml" xmlns:wps="http://schemas.microsoft.com/office/word/2010/wordprocessingShape" mc:Ignorable="w14 wp14">
   <w:body>
+    <w:p>
+      <w:pPr>
+        <w:pStyle w:val="Heading1"/>
+        <w:spacing w:after="240" w:before="0"/>
+      </w:pPr>
+      <w:r>
+        <w:t>Table of Contents</w:t>
+      </w:r>
+    </w:p>
+    <w:p>
+      <w:pPr>
+        <w:spacing w:after="40" w:before="40"/>
+        <w:ind w:left="0"/>
+      </w:pPr>
+      <w:hyperlink w:anchor="Design_Prompt__dbt_Silver_Layer_Models">
+        <w:r>
+          <w:rPr>
+            <w:color w:val="0000FF"/>
+            <w:u w:val="single"/>
+          </w:rPr>
+          <w:t>Design Prompt: dbt Silver Layer Models</w:t>
+        </w:r>
+      </w:hyperlink>
+    </w:p>
+    <w:p>
+      <w:pPr>
+        <w:spacing w:after="40" w:before="40"/>
+        <w:ind w:left="360"/>
+      </w:pPr>
+      <w:hyperlink w:anchor="Context_for_Implementation">
+        <w:r>
+          <w:rPr>
+            <w:color w:val="0000FF"/>
+            <w:u w:val="single"/>
+          </w:rPr>
+          <w:t>Context for Implementation</w:t>
+        </w:r>
+      </w:hyperlink>
+    </w:p>
+    <w:p>
+      <w:pPr>
+        <w:spacing w:after="40" w:before="40"/>
+        <w:ind w:left="360"/>
+      </w:pPr>
+      <w:hyperlink w:anchor="Objective">
+        <w:r>
+          <w:rPr>
+            <w:color w:val="0000FF"/>
+            <w:u w:val="single"/>
+          </w:rPr>
+          <w:t>Objective</w:t>
+        </w:r>
+      </w:hyperlink>
+    </w:p>
+    <w:p>
+      <w:pPr>
+        <w:spacing w:after="40" w:before="40"/>
+        <w:ind w:left="360"/>
+      </w:pPr>
+      <w:hyperlink w:anchor="Project_Structure">
+        <w:r>
+          <w:rPr>
+            <w:color w:val="0000FF"/>
+            <w:u w:val="single"/>
+          </w:rPr>
+          <w:t>Project Structure</w:t>
+        </w:r>
+      </w:hyperlink>
+    </w:p>
+    <w:p>
+      <w:pPr>
+        <w:spacing w:after="40" w:before="40"/>
+        <w:ind w:left="360"/>
+      </w:pPr>
+      <w:hyperlink w:anchor="Model_Specifications">
+        <w:r>
+          <w:rPr>
+            <w:color w:val="0000FF"/>
+            <w:u w:val="single"/>
+          </w:rPr>
+          <w:t>Model Specifications</w:t>
+        </w:r>
+      </w:hyperlink>
+    </w:p>
+    <w:p>
+      <w:pPr>
+        <w:spacing w:after="40" w:before="40"/>
+        <w:ind w:left="720"/>
+      </w:pPr>
+      <w:hyperlink w:anchor="bm_1__Staging_Model__stgreactortimeserie">
+        <w:r>
+          <w:rPr>
+            <w:color w:val="0000FF"/>
+            <w:u w:val="single"/>
+          </w:rPr>
+          <w:t>1. Staging Model: stgreactortimeseries</w:t>
+        </w:r>
+      </w:hyperlink>
+    </w:p>
+    <w:p>
+      <w:pPr>
+        <w:spacing w:after="40" w:before="40"/>
+        <w:ind w:left="720"/>
+      </w:pPr>
+      <w:hyperlink w:anchor="bm_2__Silver_Model__reactor_readings">
+        <w:r>
+          <w:rPr>
+            <w:color w:val="0000FF"/>
+            <w:u w:val="single"/>
+          </w:rPr>
+          <w:t>2. Silver Model: reactor_readings</w:t>
+        </w:r>
+      </w:hyperlink>
+    </w:p>
+    <w:p>
+      <w:pPr>
+        <w:spacing w:after="40" w:before="40"/>
+        <w:ind w:left="720"/>
+      </w:pPr>
+      <w:hyperlink w:anchor="bm_3__Channel_Metadata__channel_metadata">
+        <w:r>
+          <w:rPr>
+            <w:color w:val="0000FF"/>
+            <w:u w:val="single"/>
+          </w:rPr>
+          <w:t>3. Channel Metadata: channel_metadata</w:t>
+        </w:r>
+      </w:hyperlink>
+    </w:p>
+    <w:p>
+      <w:pPr>
+        <w:spacing w:after="40" w:before="40"/>
+        <w:ind w:left="720"/>
+      </w:pPr>
+      <w:hyperlink w:anchor="bm_4__Data_Quality_Log__dataqualitylog">
+        <w:r>
+          <w:rPr>
+            <w:color w:val="0000FF"/>
+            <w:u w:val="single"/>
+          </w:rPr>
+          <w:t>4. Data Quality Log: dataqualitylog</w:t>
+        </w:r>
+      </w:hyperlink>
+    </w:p>
+    <w:p>
+      <w:pPr>
+        <w:spacing w:after="40" w:before="40"/>
+        <w:ind w:left="360"/>
+      </w:pPr>
+      <w:hyperlink w:anchor="Configuration_Files">
+        <w:r>
+          <w:rPr>
+            <w:color w:val="0000FF"/>
+            <w:u w:val="single"/>
+          </w:rPr>
+          <w:t>Configuration Files</w:t>
+        </w:r>
+      </w:hyperlink>
+    </w:p>
+    <w:p>
+      <w:pPr>
+        <w:spacing w:after="40" w:before="40"/>
+        <w:ind w:left="720"/>
+      </w:pPr>
+      <w:hyperlink w:anchor="dbt_project_yml">
+        <w:r>
+          <w:rPr>
+            <w:color w:val="0000FF"/>
+            <w:u w:val="single"/>
+          </w:rPr>
+          <w:t>dbt_project.yml</w:t>
+        </w:r>
+      </w:hyperlink>
+    </w:p>
+    <w:p>
+      <w:pPr>
+        <w:spacing w:after="40" w:before="40"/>
+        <w:ind w:left="720"/>
+      </w:pPr>
+      <w:hyperlink w:anchor="profiles_yml">
+        <w:r>
+          <w:rPr>
+            <w:color w:val="0000FF"/>
+            <w:u w:val="single"/>
+          </w:rPr>
+          <w:t>profiles.yml</w:t>
+        </w:r>
+      </w:hyperlink>
+    </w:p>
+    <w:p>
+      <w:pPr>
+        <w:spacing w:after="40" w:before="40"/>
+        <w:ind w:left="720"/>
+      </w:pPr>
+      <w:hyperlink w:anchor="packages_yml">
+        <w:r>
+          <w:rPr>
+            <w:color w:val="0000FF"/>
+            <w:u w:val="single"/>
+          </w:rPr>
+          <w:t>packages.yml</w:t>
+        </w:r>
+      </w:hyperlink>
+    </w:p>
+    <w:p>
+      <w:pPr>
+        <w:spacing w:after="40" w:before="40"/>
+        <w:ind w:left="360"/>
+      </w:pPr>
+      <w:hyperlink w:anchor="Seed_Data">
+        <w:r>
+          <w:rPr>
+            <w:color w:val="0000FF"/>
+            <w:u w:val="single"/>
+          </w:rPr>
+          <w:t>Seed Data</w:t>
+        </w:r>
+      </w:hyperlink>
+    </w:p>
+    <w:p>
+      <w:pPr>
+        <w:spacing w:after="40" w:before="40"/>
+        <w:ind w:left="720"/>
+      </w:pPr>
+      <w:hyperlink w:anchor="channel_reference_csv">
+        <w:r>
+          <w:rPr>
+            <w:color w:val="0000FF"/>
+            <w:u w:val="single"/>
+          </w:rPr>
+          <w:t>channel_reference.csv</w:t>
+        </w:r>
+      </w:hyperlink>
+    </w:p>
+    <w:p>
+      <w:pPr>
+        <w:spacing w:after="40" w:before="40"/>
+        <w:ind w:left="360"/>
+      </w:pPr>
+      <w:hyperlink w:anchor="Testing">
+        <w:r>
+          <w:rPr>
+            <w:color w:val="0000FF"/>
+            <w:u w:val="single"/>
+          </w:rPr>
+          <w:t>Testing</w:t>
+        </w:r>
+      </w:hyperlink>
+    </w:p>
+    <w:p>
+      <w:pPr>
+        <w:spacing w:after="40" w:before="40"/>
+        <w:ind w:left="720"/>
+      </w:pPr>
+      <w:hyperlink w:anchor="Schema_Tests___silver_yml_">
+        <w:r>
+          <w:rPr>
+            <w:color w:val="0000FF"/>
+            <w:u w:val="single"/>
+          </w:rPr>
+          <w:t>Schema Tests (_silver.yml)</w:t>
+        </w:r>
+      </w:hyperlink>
+    </w:p>
+    <w:p>
+      <w:pPr>
+        <w:spacing w:after="40" w:before="40"/>
+        <w:ind w:left="720"/>
+      </w:pPr>
+      <w:hyperlink w:anchor="Custom_Tests">
+        <w:r>
+          <w:rPr>
+            <w:color w:val="0000FF"/>
+            <w:u w:val="single"/>
+          </w:rPr>
+          <w:t>Custom Tests</w:t>
+        </w:r>
+      </w:hyperlink>
+    </w:p>
+    <w:p>
+      <w:pPr>
+        <w:spacing w:after="40" w:before="40"/>
+        <w:ind w:left="360"/>
+      </w:pPr>
+      <w:hyperlink w:anchor="Macros">
+        <w:r>
+          <w:rPr>
+            <w:color w:val="0000FF"/>
+            <w:u w:val="single"/>
+          </w:rPr>
+          <w:t>Macros</w:t>
+        </w:r>
+      </w:hyperlink>
+    </w:p>
+    <w:p>
+      <w:pPr>
+        <w:spacing w:after="40" w:before="40"/>
+        <w:ind w:left="720"/>
+      </w:pPr>
+      <w:hyperlink w:anchor="quality_checks_sql">
+        <w:r>
+          <w:rPr>
+            <w:color w:val="0000FF"/>
+            <w:u w:val="single"/>
+          </w:rPr>
+          <w:t>quality_checks.sql</w:t>
+        </w:r>
+      </w:hyperlink>
+    </w:p>
+    <w:p>
+      <w:pPr>
+        <w:spacing w:after="40" w:before="40"/>
+        <w:ind w:left="360"/>
+      </w:pPr>
+      <w:hyperlink w:anchor="Success_Criteria">
+        <w:r>
+          <w:rPr>
+            <w:color w:val="0000FF"/>
+            <w:u w:val="single"/>
+          </w:rPr>
+          <w:t>Success Criteria</w:t>
+        </w:r>
+      </w:hyperlink>
+    </w:p>
+    <w:p>
+      <w:pPr>
+        <w:spacing w:after="40" w:before="40"/>
+        <w:ind w:left="360"/>
+      </w:pPr>
+      <w:hyperlink w:anchor="Usage">
+        <w:r>
+          <w:rPr>
+            <w:color w:val="0000FF"/>
+            <w:u w:val="single"/>
+          </w:rPr>
+          <w:t>Usage</w:t>
+        </w:r>
+      </w:hyperlink>
+    </w:p>
+    <w:p>
+      <w:pPr>
+        <w:spacing w:after="40" w:before="40"/>
+        <w:ind w:left="360"/>
+      </w:pPr>
+      <w:hyperlink w:anchor="Follow-Up_Components">
+        <w:r>
+          <w:rPr>
+            <w:color w:val="0000FF"/>
+            <w:u w:val="single"/>
+          </w:rPr>
+          <w:t>Follow-Up Components</w:t>
+        </w:r>
+      </w:hyperlink>
+    </w:p>
+    <w:p>
+      <w:r>
+        <w:br w:type="page"/>
+      </w:r>
+    </w:p>
     <w:p>
       <w:pPr>
         <w:pStyle w:val="Heading1"/>
@@ -179,11 +538,6 @@
     </w:p>
     <w:p>
       <w:pPr>
-        <w:numPr>
-          <w:ilvl w:val="0"/>
-          <w:numId w:val="1"/>
-          <w:numRestart w:val="1"/>
-        </w:numPr>
         <w:pStyle w:val="ListNumber"/>
         <w:spacing w:after="40" w:before="0"/>
       </w:pPr>
@@ -1812,11 +2166,6 @@
     </w:p>
     <w:p>
       <w:pPr>
-        <w:numPr>
-          <w:ilvl w:val="0"/>
-          <w:numId w:val="1"/>
-          <w:numRestart w:val="1"/>
-        </w:numPr>
         <w:pStyle w:val="ListNumber"/>
         <w:spacing w:after="40" w:before="0"/>
       </w:pPr>
